--- a/technical_protection_of_information/лабораторные/ЛР 3/Отчёт.docx
+++ b/technical_protection_of_information/лабораторные/ЛР 3/Отчёт.docx
@@ -669,7 +669,7 @@
           <w:sz w:val="28"/>
           <w:szCs w:val="28"/>
         </w:rPr>
-        <w:t>5</w:t>
+        <w:t>6</w:t>
       </w:r>
     </w:p>
     <w:p>
@@ -783,7 +783,7 @@
       <w:pPr>
         <w:pStyle w:val="a3"/>
         <w:spacing w:line="360" w:lineRule="auto"/>
-        <w:ind w:left="119" w:right="114" w:firstLine="850"/>
+        <w:ind w:left="119" w:right="114" w:firstLine="589"/>
         <w:jc w:val="both"/>
         <w:rPr>
           <w:b/>
@@ -830,11 +830,14 @@
       <w:pPr>
         <w:pStyle w:val="a3"/>
         <w:spacing w:line="360" w:lineRule="auto"/>
-        <w:ind w:left="-709" w:right="114" w:firstLine="425"/>
+        <w:ind w:left="-666" w:right="114" w:firstLine="1374"/>
         <w:jc w:val="both"/>
       </w:pPr>
       <w:r>
         <w:t>Основные вопросы, рассматриваемые в работе</w:t>
+      </w:r>
+      <w:r>
+        <w:t>:</w:t>
       </w:r>
     </w:p>
     <w:p>
@@ -931,11 +934,25 @@
       <w:pPr>
         <w:pStyle w:val="a3"/>
         <w:spacing w:line="360" w:lineRule="auto"/>
-        <w:ind w:right="114"/>
+        <w:ind w:right="114" w:firstLine="595"/>
         <w:jc w:val="both"/>
+        <w:rPr>
+          <w:lang w:val="en-US"/>
+        </w:rPr>
       </w:pPr>
       <w:r>
         <w:t>Акустические и виброакустические каналы относятся к числу технических каналов утечки информации, когда защищаемая информация передаётся в виде звуковых колебаний, способных распространяться через воздух, строительные конструкции, инженерные коммуникации или окна.</w:t>
+      </w:r>
+    </w:p>
+    <w:p>
+      <w:pPr>
+        <w:pStyle w:val="a3"/>
+        <w:spacing w:line="360" w:lineRule="auto"/>
+        <w:ind w:right="114" w:firstLine="595"/>
+        <w:jc w:val="both"/>
+      </w:pPr>
+      <w:r>
+        <w:t>Акустический канал утечки — это путь распространения речевой информации через воздушную среду, щели, вентиляцию и другие проёмы.</w:t>
       </w:r>
     </w:p>
     <w:p>
@@ -944,7 +961,24 @@
         <w:spacing w:line="360" w:lineRule="auto"/>
         <w:ind w:right="114"/>
         <w:jc w:val="both"/>
-      </w:pPr>
+        <w:rPr>
+          <w:lang w:val="en-US"/>
+        </w:rPr>
+      </w:pPr>
+      <w:r>
+        <w:t>Виброакустический канал утечки связан с передачей звуковых колебаний через твёрдые конструкции: стены, трубы, окна и т.д.</w:t>
+      </w:r>
+    </w:p>
+    <w:p>
+      <w:pPr>
+        <w:pStyle w:val="a3"/>
+        <w:spacing w:line="360" w:lineRule="auto"/>
+        <w:ind w:right="114" w:firstLine="595"/>
+        <w:jc w:val="both"/>
+      </w:pPr>
+      <w:r>
+        <w:t>Основными средствами акустической разведки являются направленные микрофоны, стетоскопы, лазерные акустические системы, акселерометры.</w:t>
+      </w:r>
     </w:p>
     <w:p>
       <w:pPr>
@@ -952,64 +986,19 @@
         <w:spacing w:line="360" w:lineRule="auto"/>
         <w:ind w:right="114"/>
         <w:jc w:val="both"/>
-      </w:pPr>
-      <w:r>
-        <w:t>Акустический канал утечки — это путь распространения речевой информации через воздушную среду, щели, вентиляцию и другие проёмы.</w:t>
+        <w:rPr>
+          <w:lang w:val="en-US"/>
+        </w:rPr>
+      </w:pPr>
+      <w:r>
+        <w:t>Ключевой характеристикой, позволяющей оценить возможность перехвата речи, является словесная разборчивость речи (W) — доля (%) правильно распознанных слов в перехваченном сигнале.</w:t>
       </w:r>
     </w:p>
     <w:p>
       <w:pPr>
         <w:pStyle w:val="a3"/>
         <w:spacing w:line="360" w:lineRule="auto"/>
-        <w:ind w:right="114"/>
-        <w:jc w:val="both"/>
-      </w:pPr>
-      <w:r>
-        <w:t>Виброакустический канал утечки связан с передачей звуковых колебаний через твёрдые конструкции: стены, трубы, окна и т.д.</w:t>
-      </w:r>
-    </w:p>
-    <w:p>
-      <w:pPr>
-        <w:pStyle w:val="a3"/>
-        <w:spacing w:line="360" w:lineRule="auto"/>
-        <w:ind w:right="114"/>
-        <w:jc w:val="both"/>
-      </w:pPr>
-    </w:p>
-    <w:p>
-      <w:pPr>
-        <w:pStyle w:val="a3"/>
-        <w:spacing w:line="360" w:lineRule="auto"/>
-        <w:ind w:right="114"/>
-        <w:jc w:val="both"/>
-      </w:pPr>
-      <w:r>
-        <w:t>Основными средствами акустической разведки являются направленные микрофоны, стетоскопы, лазерные акустические системы, акселерометры.</w:t>
-      </w:r>
-    </w:p>
-    <w:p>
-      <w:pPr>
-        <w:pStyle w:val="a3"/>
-        <w:spacing w:line="360" w:lineRule="auto"/>
-        <w:ind w:right="114"/>
-        <w:jc w:val="both"/>
-      </w:pPr>
-      <w:r>
-        <w:t>Ключевой характеристикой, позволяющей оценить возможность перехвата речи, является словесная разборчивость речи (W) — доля (%) правильно распознанных слов в перехваченном сигнале.</w:t>
-      </w:r>
-    </w:p>
-    <w:p>
-      <w:pPr>
-        <w:pStyle w:val="a3"/>
-        <w:spacing w:line="360" w:lineRule="auto"/>
-        <w:ind w:left="0" w:right="114"/>
-      </w:pPr>
-    </w:p>
-    <w:p>
-      <w:pPr>
-        <w:pStyle w:val="a3"/>
-        <w:spacing w:line="360" w:lineRule="auto"/>
-        <w:ind w:left="0" w:right="114"/>
+        <w:ind w:left="0" w:right="114" w:firstLine="708"/>
       </w:pPr>
       <w:r>
         <w:t>Эффективность защиты помещения оценивается по критерию:</w:t>
@@ -1027,7 +1016,6 @@
             <w:rPr>
               <w:rFonts w:ascii="Cambria Math" w:hAnsi="Cambria Math"/>
             </w:rPr>
-            <w:lastRenderedPageBreak/>
             <m:t>W≤</m:t>
           </m:r>
           <m:sSub>
@@ -1084,14 +1072,24 @@
         <w:ind w:left="0" w:right="114"/>
       </w:pPr>
       <w:r>
-        <w:t xml:space="preserve"> Нормативное значение, зависящее от цели защиты:</w:t>
+        <w:lastRenderedPageBreak/>
+        <w:t xml:space="preserve"> </w:t>
+      </w:r>
+      <w:r>
+        <w:rPr>
+          <w:lang w:val="en-US"/>
+        </w:rPr>
+        <w:tab/>
+      </w:r>
+      <w:r>
+        <w:t>Нормативное значение, зависящее от цели защиты:</w:t>
       </w:r>
     </w:p>
     <w:p>
       <w:pPr>
         <w:pStyle w:val="a3"/>
         <w:spacing w:line="360" w:lineRule="auto"/>
-        <w:ind w:left="0" w:right="114"/>
+        <w:ind w:left="708" w:right="114"/>
       </w:pPr>
       <w:r>
         <w:t>скрытие содержания переговоров —</w:t>
@@ -1121,7 +1119,7 @@
       <w:pPr>
         <w:pStyle w:val="a3"/>
         <w:spacing w:line="360" w:lineRule="auto"/>
-        <w:ind w:left="0" w:right="114"/>
+        <w:ind w:left="0" w:right="114" w:firstLine="708"/>
       </w:pPr>
       <w:r>
         <w:t xml:space="preserve">скрытие предмета — </w:t>
@@ -1145,7 +1143,7 @@
       <w:pPr>
         <w:pStyle w:val="a3"/>
         <w:spacing w:line="360" w:lineRule="auto"/>
-        <w:ind w:left="0" w:right="114"/>
+        <w:ind w:left="0" w:right="114" w:firstLine="708"/>
       </w:pPr>
       <w:r>
         <w:t xml:space="preserve">скрытие факта переговоров — </w:t>
@@ -1169,7 +1167,10 @@
       <w:pPr>
         <w:pStyle w:val="a3"/>
         <w:spacing w:line="360" w:lineRule="auto"/>
-        <w:ind w:left="0" w:right="114"/>
+        <w:ind w:left="0" w:right="114" w:firstLine="708"/>
+        <w:rPr>
+          <w:lang w:val="en-US"/>
+        </w:rPr>
       </w:pPr>
       <w:r>
         <w:t xml:space="preserve">для непреднамеренного прослушивания — </w:t>
@@ -1194,16 +1195,23 @@
         <w:pStyle w:val="a3"/>
         <w:spacing w:line="360" w:lineRule="auto"/>
         <w:ind w:left="0" w:right="114"/>
-      </w:pPr>
-    </w:p>
-    <w:p>
-      <w:pPr>
-        <w:pStyle w:val="a3"/>
-        <w:spacing w:line="360" w:lineRule="auto"/>
-        <w:ind w:left="0" w:right="114"/>
-      </w:pPr>
-      <w:r>
-        <w:t>Контрольные вопросы:</w:t>
+        <w:jc w:val="center"/>
+        <w:rPr>
+          <w:b/>
+          <w:bCs/>
+          <w:sz w:val="32"/>
+          <w:szCs w:val="32"/>
+          <w:lang w:val="en-US"/>
+        </w:rPr>
+      </w:pPr>
+      <w:r>
+        <w:rPr>
+          <w:b/>
+          <w:bCs/>
+          <w:sz w:val="32"/>
+          <w:szCs w:val="32"/>
+        </w:rPr>
+        <w:t>Контрольные вопросы</w:t>
       </w:r>
     </w:p>
     <w:p>
@@ -1320,6 +1328,7 @@
         <w:ind w:left="119" w:right="114" w:firstLine="850"/>
       </w:pPr>
       <w:r>
+        <w:lastRenderedPageBreak/>
         <w:t>Виброакустический канал утечки основан на передаче звуковых колебаний по твёрдым конструкциям здания — стенам, потолкам, полу, инженерным коммуникациям (трубы отопления, водоснабжения, вентиляция, кабельные короба).</w:t>
       </w:r>
     </w:p>
@@ -1378,6 +1387,9 @@
         <w:pStyle w:val="a3"/>
         <w:spacing w:line="360" w:lineRule="auto"/>
         <w:ind w:left="119" w:right="114" w:firstLine="850"/>
+        <w:rPr>
+          <w:lang w:val="en-US"/>
+        </w:rPr>
       </w:pPr>
       <w:r>
         <w:t>Вибрационный канал является особенно опасным, так как вибрации речевого диапазона (100–4000 Гц) способны распространяться на значительные расстояния по конструкциям и быть восстановлены в исходную речевую форму с помощью фильтрации и усиления.</w:t>
@@ -1388,7 +1400,13 @@
         <w:pStyle w:val="a3"/>
         <w:spacing w:line="360" w:lineRule="auto"/>
         <w:ind w:left="119" w:right="114" w:firstLine="850"/>
-      </w:pPr>
+        <w:rPr>
+          <w:lang w:val="en-US"/>
+        </w:rPr>
+      </w:pPr>
+      <w:r>
+        <w:t>3. Что такое звуковое давление и как оно измеряется?</w:t>
+      </w:r>
     </w:p>
     <w:p>
       <w:pPr>
@@ -1397,7 +1415,7 @@
         <w:ind w:left="119" w:right="114" w:firstLine="850"/>
       </w:pPr>
       <w:r>
-        <w:t>3. Что такое звуковое давление и как оно измеряется?</w:t>
+        <w:t>Звуковое давление — это переменная составляющая общего давления воздуха (или другой упругой среды), возникающая при распространении звуковых волн.</w:t>
       </w:r>
     </w:p>
     <w:p>
@@ -1406,6 +1424,9 @@
         <w:spacing w:line="360" w:lineRule="auto"/>
         <w:ind w:left="119" w:right="114" w:firstLine="850"/>
       </w:pPr>
+      <w:r>
+        <w:t>Оно выражается как среднеквадратическое значение отклонения мгновенного давления от атмосферного и измеряется в паскалях (Па) или в логарифмических единицах — децибелах (дБ) относительно порога слышимости:</w:t>
+      </w:r>
     </w:p>
     <w:p>
       <w:pPr>
@@ -1414,7 +1435,7 @@
         <w:ind w:left="119" w:right="114" w:firstLine="850"/>
       </w:pPr>
       <w:r>
-        <w:t>Звуковое давление — это переменная составляющая общего давления воздуха (или другой упругой среды), возникающая при распространении звуковых волн.</w:t>
+        <w:t>Для оценки утечки информации измеряют уровни звукового давления в октавных полосах частот (250–4000 Гц), что соответствует диапазону речи.</w:t>
       </w:r>
     </w:p>
     <w:p>
@@ -1422,9 +1443,12 @@
         <w:pStyle w:val="a3"/>
         <w:spacing w:line="360" w:lineRule="auto"/>
         <w:ind w:left="119" w:right="114" w:firstLine="850"/>
-      </w:pPr>
-      <w:r>
-        <w:t>Оно выражается как среднеквадратическое значение отклонения мгновенного давления от атмосферного и измеряется в паскалях (Па) или в логарифмических единицах — децибелах (дБ) относительно порога слышимости:</w:t>
+        <w:rPr>
+          <w:lang w:val="en-US"/>
+        </w:rPr>
+      </w:pPr>
+      <w:r>
+        <w:t>Измерения выполняются шумомером или анализатором спектра, входящим в состав системы «Шепот». В каждой полосе фиксируются.</w:t>
       </w:r>
     </w:p>
     <w:p>
@@ -1432,9 +1456,12 @@
         <w:pStyle w:val="a3"/>
         <w:spacing w:line="360" w:lineRule="auto"/>
         <w:ind w:left="119" w:right="114" w:firstLine="850"/>
-      </w:pPr>
-      <w:r>
-        <w:t>Для оценки утечки информации измеряют уровни звукового давления в октавных полосах частот (250–4000 Гц), что соответствует диапазону речи.</w:t>
+        <w:rPr>
+          <w:lang w:val="en-US"/>
+        </w:rPr>
+      </w:pPr>
+      <w:r>
+        <w:t>4. Что понимается под защищаемой информацией?</w:t>
       </w:r>
     </w:p>
     <w:p>
@@ -1444,7 +1471,7 @@
         <w:ind w:left="119" w:right="114" w:firstLine="850"/>
       </w:pPr>
       <w:r>
-        <w:t>Измерения выполняются шумомером или анализатором спектра, входящим в состав системы «Шепот». В каждой полосе фиксируются.</w:t>
+        <w:t>Защищаемая информация — это сведения, доступ к которым ограничен в соответствии с законодательством Российской Федерации или внутренними нормативными документами организации.</w:t>
       </w:r>
     </w:p>
     <w:p>
@@ -1453,6 +1480,9 @@
         <w:spacing w:line="360" w:lineRule="auto"/>
         <w:ind w:left="119" w:right="114" w:firstLine="850"/>
       </w:pPr>
+      <w:r>
+        <w:t>К таким сведениям относятся:</w:t>
+      </w:r>
     </w:p>
     <w:p>
       <w:pPr>
@@ -1461,7 +1491,8 @@
         <w:ind w:left="119" w:right="114" w:firstLine="850"/>
       </w:pPr>
       <w:r>
-        <w:t>4. Что понимается под защищаемой информацией?</w:t>
+        <w:lastRenderedPageBreak/>
+        <w:t>государственная тайна (по закону № 5485-1 «О государственной тайне»);</w:t>
       </w:r>
     </w:p>
     <w:p>
@@ -1470,6 +1501,9 @@
         <w:spacing w:line="360" w:lineRule="auto"/>
         <w:ind w:left="119" w:right="114" w:firstLine="850"/>
       </w:pPr>
+      <w:r>
+        <w:t>коммерческая тайна (ФЗ № 98-ФЗ);</w:t>
+      </w:r>
     </w:p>
     <w:p>
       <w:pPr>
@@ -1478,7 +1512,7 @@
         <w:ind w:left="119" w:right="114" w:firstLine="850"/>
       </w:pPr>
       <w:r>
-        <w:t>Защищаемая информация — это сведения, доступ к которым ограничен в соответствии с законодательством Российской Федерации или внутренними нормативными документами организации.</w:t>
+        <w:t>служебная и конфиденциальная информация;</w:t>
       </w:r>
     </w:p>
     <w:p>
@@ -1488,7 +1522,7 @@
         <w:ind w:left="119" w:right="114" w:firstLine="850"/>
       </w:pPr>
       <w:r>
-        <w:t>К таким сведениям относятся:</w:t>
+        <w:t>персональные данные (ФЗ № 152-ФЗ);</w:t>
       </w:r>
     </w:p>
     <w:p>
@@ -1498,7 +1532,7 @@
         <w:ind w:left="119" w:right="114" w:firstLine="850"/>
       </w:pPr>
       <w:r>
-        <w:t>государственная тайна (по закону № 5485-1 «О государственной тайне»);</w:t>
+        <w:t>иные сведения, не предназначенные для публичного распространения.</w:t>
       </w:r>
     </w:p>
     <w:p>
@@ -1506,57 +1540,13 @@
         <w:pStyle w:val="a3"/>
         <w:spacing w:line="360" w:lineRule="auto"/>
         <w:ind w:left="119" w:right="114" w:firstLine="850"/>
-      </w:pPr>
-      <w:r>
-        <w:t>коммерческая тайна (ФЗ № 98-ФЗ);</w:t>
-      </w:r>
-    </w:p>
-    <w:p>
-      <w:pPr>
-        <w:pStyle w:val="a3"/>
-        <w:spacing w:line="360" w:lineRule="auto"/>
-        <w:ind w:left="119" w:right="114" w:firstLine="850"/>
-      </w:pPr>
-      <w:r>
-        <w:t>служебная и конфиденциальная информация;</w:t>
-      </w:r>
-    </w:p>
-    <w:p>
-      <w:pPr>
-        <w:pStyle w:val="a3"/>
-        <w:spacing w:line="360" w:lineRule="auto"/>
-        <w:ind w:left="119" w:right="114" w:firstLine="850"/>
-      </w:pPr>
-      <w:r>
-        <w:t>персональные данные (ФЗ № 152-ФЗ);</w:t>
-      </w:r>
-    </w:p>
-    <w:p>
-      <w:pPr>
-        <w:pStyle w:val="a3"/>
-        <w:spacing w:line="360" w:lineRule="auto"/>
-        <w:ind w:left="119" w:right="114" w:firstLine="850"/>
-      </w:pPr>
-      <w:r>
-        <w:t>иные сведения, не предназначенные для публичного распространения.</w:t>
-      </w:r>
-    </w:p>
-    <w:p>
-      <w:pPr>
-        <w:pStyle w:val="a3"/>
-        <w:spacing w:line="360" w:lineRule="auto"/>
-        <w:ind w:left="119" w:right="114" w:firstLine="850"/>
+        <w:rPr>
+          <w:lang w:val="en-US"/>
+        </w:rPr>
       </w:pPr>
       <w:r>
         <w:t>Для этих данных требуется создание комплекса мер защиты, включая предотвращение утечки по техническим каналам — в частности, по акустическому и виброакустическому.</w:t>
       </w:r>
-    </w:p>
-    <w:p>
-      <w:pPr>
-        <w:pStyle w:val="a3"/>
-        <w:spacing w:line="360" w:lineRule="auto"/>
-        <w:ind w:left="119" w:right="114" w:firstLine="850"/>
-      </w:pPr>
     </w:p>
     <w:p>
       <w:pPr>
@@ -1726,7 +1716,6 @@
         <w:ind w:right="114"/>
       </w:pPr>
       <w:r>
-        <w:lastRenderedPageBreak/>
         <w:t>приведение сигнала к нормированному уровню речи (по модели русской речи);</w:t>
       </w:r>
     </w:p>
@@ -1796,7 +1785,11 @@
         <w:ind w:left="119" w:right="114" w:firstLine="850"/>
       </w:pPr>
       <w:r>
-        <w:t>Система «Шепот» предназначена для инструментальной оценки защищённости помещений от утечки речевой информации по акустическим и виброакустическим каналам.</w:t>
+        <w:t xml:space="preserve">Система «Шепот» предназначена для инструментальной оценки </w:t>
+      </w:r>
+      <w:r>
+        <w:lastRenderedPageBreak/>
+        <w:t>защищённости помещений от утечки речевой информации по акустическим и виброакустическим каналам.</w:t>
       </w:r>
     </w:p>
     <w:p>
@@ -2012,7 +2005,6 @@
         <w:ind w:left="119" w:right="114" w:firstLine="850"/>
       </w:pPr>
       <w:r>
-        <w:lastRenderedPageBreak/>
         <w:t>— по одной КТ на каждый конструктивно различный элемент.</w:t>
       </w:r>
     </w:p>
@@ -2070,6 +2062,7 @@
         <w:ind w:left="119" w:right="114" w:firstLine="850"/>
       </w:pPr>
       <w:r>
+        <w:lastRenderedPageBreak/>
         <w:t>8. Как выбираются контрольные точки для измерения на оконных блоках (виброакустический канал)?</w:t>
       </w:r>
     </w:p>
@@ -2258,7 +2251,16 @@
         <w:jc w:val="center"/>
       </w:pPr>
       <w:r>
-        <w:t>Деревянченко В.П.</w:t>
+        <w:t>Ковалев</w:t>
+      </w:r>
+      <w:r>
+        <w:t xml:space="preserve"> </w:t>
+      </w:r>
+      <w:r>
+        <w:t>Д</w:t>
+      </w:r>
+      <w:r>
+        <w:t>.П.</w:t>
       </w:r>
     </w:p>
     <w:p>
@@ -2719,15 +2721,7 @@
     <w:p>
       <w:pPr>
         <w:pStyle w:val="a3"/>
-        <w:rPr>
-          <w:b/>
-          <w:sz w:val="30"/>
-        </w:rPr>
-      </w:pPr>
-    </w:p>
-    <w:p>
-      <w:pPr>
-        <w:pStyle w:val="a3"/>
+        <w:ind w:left="0"/>
         <w:rPr>
           <w:b/>
           <w:sz w:val="30"/>
@@ -2792,11 +2786,10 @@
         <w:t xml:space="preserve"> </w:t>
       </w:r>
       <w:r>
-        <w:lastRenderedPageBreak/>
         <w:t>202</w:t>
       </w:r>
       <w:r>
-        <w:t>5</w:t>
+        <w:t>6</w:t>
       </w:r>
     </w:p>
     <w:p>
@@ -3026,38 +3019,26 @@
     </w:p>
     <w:p>
       <w:pPr>
-        <w:tabs>
-          <w:tab w:val="left" w:pos="1149"/>
-        </w:tabs>
         <w:spacing w:line="360" w:lineRule="auto"/>
-        <w:ind w:left="984"/>
-        <w:rPr>
-          <w:i/>
-          <w:iCs/>
-          <w:szCs w:val="20"/>
-        </w:rPr>
-      </w:pPr>
+        <w:ind w:firstLine="708"/>
+        <w:jc w:val="both"/>
+        <w:rPr>
+          <w:sz w:val="28"/>
+          <w:szCs w:val="28"/>
+        </w:rPr>
+      </w:pPr>
+      <w:r>
+        <w:rPr>
+          <w:sz w:val="28"/>
+          <w:szCs w:val="28"/>
+        </w:rPr>
+        <w:t>Средства звукоусиления в рассматриваемом помещении отсутствуют. Средства активной/пассивной акустической защиты отсутствуют. Мероприятия по специальному обследованию помещения не проводились. Специальная проверка ОТСС и ВТСС не была проводилась. САЗ в ЗП не используются.</w:t>
+      </w:r>
     </w:p>
     <w:p>
       <w:pPr>
         <w:spacing w:line="360" w:lineRule="auto"/>
-        <w:jc w:val="both"/>
-        <w:rPr>
-          <w:sz w:val="28"/>
-          <w:szCs w:val="28"/>
-        </w:rPr>
-      </w:pPr>
-      <w:r>
-        <w:rPr>
-          <w:sz w:val="28"/>
-          <w:szCs w:val="28"/>
-        </w:rPr>
-        <w:t>Средства звукоусиления в рассматриваемом помещении отсутствуют. Средства активной/пассивной акустической защиты отсутствуют. Мероприятия по специальному обследованию помещения не проводились. Специальная проверка ОТСС и ВТСС не была проводилась. САЗ в ЗП не используются.</w:t>
-      </w:r>
-    </w:p>
-    <w:p>
-      <w:pPr>
-        <w:spacing w:line="360" w:lineRule="auto"/>
+        <w:ind w:firstLine="708"/>
         <w:jc w:val="both"/>
         <w:rPr>
           <w:sz w:val="28"/>
@@ -3249,7 +3230,7 @@
         <w:rPr>
           <w:noProof/>
         </w:rPr>
-        <w:object w:dxaOrig="21420" w:dyaOrig="13284" w14:anchorId="4638DFD5">
+        <w:object w:dxaOrig="21420" w:dyaOrig="13284" w14:anchorId="7B66DB70">
           <v:shapetype id="_x0000_t75" coordsize="21600,21600" o:spt="75" o:preferrelative="t" path="m@4@5l@4@11@9@11@9@5xe" filled="f" stroked="f">
             <v:stroke joinstyle="miter"/>
             <v:formulas>
@@ -3269,10 +3250,10 @@
             <v:path o:extrusionok="f" gradientshapeok="t" o:connecttype="rect"/>
             <o:lock v:ext="edit" aspectratio="t"/>
           </v:shapetype>
-          <v:shape id="_x0000_i1029" type="#_x0000_t75" alt="" style="width:467.1pt;height:289.85pt;mso-width-percent:0;mso-height-percent:0;mso-width-percent:0;mso-height-percent:0" o:ole="">
+          <v:shape id="_x0000_i1029" type="#_x0000_t75" alt="" style="width:466.8pt;height:288.8pt;mso-width-percent:0;mso-height-percent:0;mso-width-percent:0;mso-height-percent:0" o:ole="">
             <v:imagedata r:id="rId7" o:title=""/>
           </v:shape>
-          <o:OLEObject Type="Embed" ProgID="Visio.Drawing.15" ShapeID="_x0000_i1029" DrawAspect="Content" ObjectID="_1845384691" r:id="rId8"/>
+          <o:OLEObject Type="Embed" ProgID="Visio.Drawing.15" ShapeID="_x0000_i1029" DrawAspect="Content" ObjectID="_1849871754" r:id="rId8"/>
         </w:object>
       </w:r>
     </w:p>
@@ -3300,11 +3281,11 @@
         <w:rPr>
           <w:noProof/>
         </w:rPr>
-        <w:object w:dxaOrig="15768" w:dyaOrig="25584" w14:anchorId="633FD544">
-          <v:shape id="_x0000_i1028" type="#_x0000_t75" alt="" style="width:448.6pt;height:672.9pt;mso-width-percent:0;mso-height-percent:0;mso-width-percent:0;mso-height-percent:0" o:ole="">
+        <w:object w:dxaOrig="15768" w:dyaOrig="25584" w14:anchorId="40BA3357">
+          <v:shape id="_x0000_i1028" type="#_x0000_t75" alt="" style="width:449pt;height:673.1pt;mso-width-percent:0;mso-height-percent:0;mso-width-percent:0;mso-height-percent:0" o:ole="">
             <v:imagedata r:id="rId9" o:title=""/>
           </v:shape>
-          <o:OLEObject Type="Embed" ProgID="Visio.Drawing.15" ShapeID="_x0000_i1028" DrawAspect="Content" ObjectID="_1845384692" r:id="rId10"/>
+          <o:OLEObject Type="Embed" ProgID="Visio.Drawing.15" ShapeID="_x0000_i1028" DrawAspect="Content" ObjectID="_1849871755" r:id="rId10"/>
         </w:object>
       </w:r>
     </w:p>
@@ -3334,11 +3315,11 @@
         <w:rPr>
           <w:noProof/>
         </w:rPr>
-        <w:object w:dxaOrig="12169" w:dyaOrig="16356" w14:anchorId="01DB6510">
-          <v:shape id="_x0000_i1027" type="#_x0000_t75" alt="" style="width:467.1pt;height:627.7pt;mso-width-percent:0;mso-height-percent:0;mso-width-percent:0;mso-height-percent:0" o:ole="">
+        <w:object w:dxaOrig="12169" w:dyaOrig="16356" w14:anchorId="4CB5F5ED">
+          <v:shape id="_x0000_i1027" type="#_x0000_t75" alt="" style="width:466.8pt;height:627.8pt;mso-width-percent:0;mso-height-percent:0;mso-width-percent:0;mso-height-percent:0" o:ole="">
             <v:imagedata r:id="rId11" o:title=""/>
           </v:shape>
-          <o:OLEObject Type="Embed" ProgID="Visio.Drawing.15" ShapeID="_x0000_i1027" DrawAspect="Content" ObjectID="_1845384693" r:id="rId12"/>
+          <o:OLEObject Type="Embed" ProgID="Visio.Drawing.15" ShapeID="_x0000_i1027" DrawAspect="Content" ObjectID="_1849871756" r:id="rId12"/>
         </w:object>
       </w:r>
     </w:p>
@@ -3475,7 +3456,16 @@
       </w:pPr>
       <w:r>
         <w:lastRenderedPageBreak/>
-        <w:t>«13» октября</w:t>
+        <w:t>«</w:t>
+      </w:r>
+      <w:r>
+        <w:t>2</w:t>
+      </w:r>
+      <w:r>
+        <w:t xml:space="preserve">» </w:t>
+      </w:r>
+      <w:r>
+        <w:t>сентября</w:t>
       </w:r>
       <w:r>
         <w:t xml:space="preserve"> </w:t>
@@ -3484,7 +3474,10 @@
         <w:t>202</w:t>
       </w:r>
       <w:r>
-        <w:t xml:space="preserve">5 </w:t>
+        <w:t>6</w:t>
+      </w:r>
+      <w:r>
+        <w:t xml:space="preserve"> </w:t>
       </w:r>
       <w:r>
         <w:t>г.</w:t>
@@ -4070,23 +4063,39 @@
     <w:p>
       <w:pPr>
         <w:jc w:val="both"/>
-      </w:pPr>
-      <w:r>
-        <w:rPr>
-          <w:sz w:val="28"/>
-          <w:szCs w:val="28"/>
-        </w:rPr>
-        <w:t xml:space="preserve">проведенного на подготовительном этапе анализа вибро- и звукоизоляции ЗП  </w:t>
+        <w:rPr>
+          <w:sz w:val="28"/>
+          <w:szCs w:val="28"/>
+        </w:rPr>
+      </w:pPr>
+      <w:r>
+        <w:rPr>
+          <w:sz w:val="28"/>
+          <w:szCs w:val="28"/>
+        </w:rPr>
+        <w:t>проведенного на подготовительном этапе анализа вибро- и звукоизоляции ЗП</w:t>
+      </w:r>
+    </w:p>
+    <w:p>
+      <w:pPr>
+        <w:jc w:val="both"/>
+      </w:pPr>
+      <w:r>
+        <w:rPr>
+          <w:sz w:val="28"/>
+          <w:szCs w:val="28"/>
+        </w:rPr>
+        <w:t xml:space="preserve">  </w:t>
       </w:r>
       <w:r>
         <w:rPr>
           <w:noProof/>
         </w:rPr>
-        <w:object w:dxaOrig="15276" w:dyaOrig="12900" w14:anchorId="61685BD0">
-          <v:shape id="_x0000_i1026" type="#_x0000_t75" alt="" style="width:467.1pt;height:395.1pt;mso-width-percent:0;mso-height-percent:0;mso-width-percent:0;mso-height-percent:0" o:ole="">
+        <w:object w:dxaOrig="15276" w:dyaOrig="12900" w14:anchorId="03E36C4C">
+          <v:shape id="_x0000_i1026" type="#_x0000_t75" alt="" style="width:466.8pt;height:394.8pt;mso-width-percent:0;mso-height-percent:0;mso-width-percent:0;mso-height-percent:0" o:ole="">
             <v:imagedata r:id="rId13" o:title=""/>
           </v:shape>
-          <o:OLEObject Type="Embed" ProgID="Visio.Drawing.15" ShapeID="_x0000_i1026" DrawAspect="Content" ObjectID="_1845384694" r:id="rId14"/>
+          <o:OLEObject Type="Embed" ProgID="Visio.Drawing.15" ShapeID="_x0000_i1026" DrawAspect="Content" ObjectID="_1849871757" r:id="rId14"/>
         </w:object>
       </w:r>
     </w:p>
@@ -4120,11 +4129,11 @@
         <w:rPr>
           <w:noProof/>
         </w:rPr>
-        <w:object w:dxaOrig="6529" w:dyaOrig="6144" w14:anchorId="5D8BD066">
-          <v:shape id="_x0000_i1025" type="#_x0000_t75" alt="" style="width:326.75pt;height:307.4pt;mso-width-percent:0;mso-height-percent:0;mso-width-percent:0;mso-height-percent:0" o:ole="">
+        <w:object w:dxaOrig="6529" w:dyaOrig="6144" w14:anchorId="5A8ED50D">
+          <v:shape id="_x0000_i1025" type="#_x0000_t75" alt="" style="width:326.85pt;height:307.4pt;mso-width-percent:0;mso-height-percent:0;mso-width-percent:0;mso-height-percent:0" o:ole="">
             <v:imagedata r:id="rId15" o:title=""/>
           </v:shape>
-          <o:OLEObject Type="Embed" ProgID="Visio.Drawing.15" ShapeID="_x0000_i1025" DrawAspect="Content" ObjectID="_1845384695" r:id="rId16"/>
+          <o:OLEObject Type="Embed" ProgID="Visio.Drawing.15" ShapeID="_x0000_i1025" DrawAspect="Content" ObjectID="_1849871758" r:id="rId16"/>
         </w:object>
       </w:r>
     </w:p>
@@ -8508,7 +8517,30 @@
           <w:u w:val="single"/>
         </w:rPr>
         <w:tab/>
-        <w:t>Деревянченко В.П.</w:t>
+      </w:r>
+      <w:r>
+        <w:rPr>
+          <w:u w:val="single"/>
+        </w:rPr>
+        <w:t>Ковалев</w:t>
+      </w:r>
+      <w:r>
+        <w:rPr>
+          <w:u w:val="single"/>
+        </w:rPr>
+        <w:t xml:space="preserve"> </w:t>
+      </w:r>
+      <w:r>
+        <w:rPr>
+          <w:u w:val="single"/>
+        </w:rPr>
+        <w:t>Д</w:t>
+      </w:r>
+      <w:r>
+        <w:rPr>
+          <w:u w:val="single"/>
+        </w:rPr>
+        <w:t>.П.</w:t>
       </w:r>
     </w:p>
     <w:p>
@@ -8580,7 +8612,13 @@
         <w:jc w:val="right"/>
       </w:pPr>
       <w:r>
-        <w:t>13.10.2025 г.</w:t>
+        <w:t>13.10.202</w:t>
+      </w:r>
+      <w:r>
+        <w:t>6</w:t>
+      </w:r>
+      <w:r>
+        <w:t xml:space="preserve"> г.</w:t>
       </w:r>
     </w:p>
     <w:p>
@@ -9521,7 +9559,7 @@
       <w:lvlText w:val="%1."/>
       <w:lvlJc w:val="left"/>
       <w:pPr>
-        <w:ind w:left="436" w:hanging="360"/>
+        <w:ind w:left="1068" w:hanging="360"/>
       </w:pPr>
     </w:lvl>
     <w:lvl w:ilvl="1" w:tplc="04190019" w:tentative="1">
@@ -9530,7 +9568,7 @@
       <w:lvlText w:val="%2."/>
       <w:lvlJc w:val="left"/>
       <w:pPr>
-        <w:ind w:left="1156" w:hanging="360"/>
+        <w:ind w:left="1788" w:hanging="360"/>
       </w:pPr>
     </w:lvl>
     <w:lvl w:ilvl="2" w:tplc="0419001B" w:tentative="1">
@@ -9539,7 +9577,7 @@
       <w:lvlText w:val="%3."/>
       <w:lvlJc w:val="right"/>
       <w:pPr>
-        <w:ind w:left="1876" w:hanging="180"/>
+        <w:ind w:left="2508" w:hanging="180"/>
       </w:pPr>
     </w:lvl>
     <w:lvl w:ilvl="3" w:tplc="0419000F" w:tentative="1">
@@ -9548,7 +9586,7 @@
       <w:lvlText w:val="%4."/>
       <w:lvlJc w:val="left"/>
       <w:pPr>
-        <w:ind w:left="2596" w:hanging="360"/>
+        <w:ind w:left="3228" w:hanging="360"/>
       </w:pPr>
     </w:lvl>
     <w:lvl w:ilvl="4" w:tplc="04190019" w:tentative="1">
@@ -9557,7 +9595,7 @@
       <w:lvlText w:val="%5."/>
       <w:lvlJc w:val="left"/>
       <w:pPr>
-        <w:ind w:left="3316" w:hanging="360"/>
+        <w:ind w:left="3948" w:hanging="360"/>
       </w:pPr>
     </w:lvl>
     <w:lvl w:ilvl="5" w:tplc="0419001B" w:tentative="1">
@@ -9566,7 +9604,7 @@
       <w:lvlText w:val="%6."/>
       <w:lvlJc w:val="right"/>
       <w:pPr>
-        <w:ind w:left="4036" w:hanging="180"/>
+        <w:ind w:left="4668" w:hanging="180"/>
       </w:pPr>
     </w:lvl>
     <w:lvl w:ilvl="6" w:tplc="0419000F" w:tentative="1">
@@ -9575,7 +9613,7 @@
       <w:lvlText w:val="%7."/>
       <w:lvlJc w:val="left"/>
       <w:pPr>
-        <w:ind w:left="4756" w:hanging="360"/>
+        <w:ind w:left="5388" w:hanging="360"/>
       </w:pPr>
     </w:lvl>
     <w:lvl w:ilvl="7" w:tplc="04190019" w:tentative="1">
@@ -9584,7 +9622,7 @@
       <w:lvlText w:val="%8."/>
       <w:lvlJc w:val="left"/>
       <w:pPr>
-        <w:ind w:left="5476" w:hanging="360"/>
+        <w:ind w:left="6108" w:hanging="360"/>
       </w:pPr>
     </w:lvl>
     <w:lvl w:ilvl="8" w:tplc="0419001B" w:tentative="1">
@@ -9593,7 +9631,7 @@
       <w:lvlText w:val="%9."/>
       <w:lvlJc w:val="right"/>
       <w:pPr>
-        <w:ind w:left="6196" w:hanging="180"/>
+        <w:ind w:left="6828" w:hanging="180"/>
       </w:pPr>
     </w:lvl>
   </w:abstractNum>
